--- a/fra/docx/55.content.docx
+++ b/fra/docx/55.content.docx
@@ -4232,18 +4232,12 @@
         </w:rPr>
         <w:t xml:space="preserve">, c'est à dire la raison pour laquelle Paul exhorte Timothée, est la foi sincère de Timothée dont Paul vient de parler (voir </w:t>
       </w:r>
-      <w:hyperlink r:id="rId13">
-        <w:r>
-          <w:rPr>
-            <w:lang w:val="fr_FR" w:bidi="fr_FR"/>
-          </w:rPr>
-          <w:rPr>
-            <w:color w:val="0000EE"/>
-            <w:u w:val="single"/>
-          </w:rPr>
-          <w:t>1.5</w:t>
-        </w:r>
-      </w:hyperlink>
+      <w:r>
+        <w:rPr>
+          <w:lang w:val="fr_FR" w:bidi="fr_FR"/>
+        </w:rPr>
+        <w:t>1.5</w:t>
+      </w:r>
       <w:r>
         <w:rPr>
           <w:lang w:val="fr_FR" w:bidi="fr_FR"/>
@@ -4910,18 +4904,12 @@
         </w:rPr>
         <w:t xml:space="preserve"> introduit ici une raison pour Timothée de raviver son don (</w:t>
       </w:r>
-      <w:hyperlink r:id="rId14">
-        <w:r>
-          <w:rPr>
-            <w:lang w:val="fr_FR" w:bidi="fr_FR"/>
-          </w:rPr>
-          <w:rPr>
-            <w:color w:val="0000EE"/>
-            <w:u w:val="single"/>
-          </w:rPr>
-          <w:t>1.6</w:t>
-        </w:r>
-      </w:hyperlink>
+      <w:r>
+        <w:rPr>
+          <w:lang w:val="fr_FR" w:bidi="fr_FR"/>
+        </w:rPr>
+        <w:t>1.6</w:t>
+      </w:r>
       <w:r>
         <w:rPr>
           <w:lang w:val="fr_FR" w:bidi="fr_FR"/>
@@ -8738,18 +8726,12 @@
         </w:rPr>
         <w:t xml:space="preserve">Ces mots font allusion au fait que Paul a été établi prédicateur, apôtre et enseignant (voir </w:t>
       </w:r>
-      <w:hyperlink r:id="rId15">
-        <w:r>
-          <w:rPr>
-            <w:lang w:val="fr_FR" w:bidi="fr_FR"/>
-          </w:rPr>
-          <w:rPr>
-            <w:color w:val="0000EE"/>
-            <w:u w:val="single"/>
-          </w:rPr>
-          <w:t>1.11</w:t>
-        </w:r>
-      </w:hyperlink>
+      <w:r>
+        <w:rPr>
+          <w:lang w:val="fr_FR" w:bidi="fr_FR"/>
+        </w:rPr>
+        <w:t>1.11</w:t>
+      </w:r>
       <w:r>
         <w:rPr>
           <w:lang w:val="fr_FR" w:bidi="fr_FR"/>
@@ -8867,18 +8849,12 @@
         </w:rPr>
         <w:t xml:space="preserve"> qu'il souffre. Il est même en prison au moment où il écrit cette lettre (voir </w:t>
       </w:r>
-      <w:hyperlink r:id="rId16">
-        <w:r>
-          <w:rPr>
-            <w:lang w:val="fr_FR" w:bidi="fr_FR"/>
-          </w:rPr>
-          <w:rPr>
-            <w:color w:val="0000EE"/>
-            <w:u w:val="single"/>
-          </w:rPr>
-          <w:t>2.9</w:t>
-        </w:r>
-      </w:hyperlink>
+      <w:r>
+        <w:rPr>
+          <w:lang w:val="fr_FR" w:bidi="fr_FR"/>
+        </w:rPr>
+        <w:t>2.9</w:t>
+      </w:r>
       <w:r>
         <w:rPr>
           <w:lang w:val="fr_FR" w:bidi="fr_FR"/>
@@ -11945,18 +11921,12 @@
         </w:rPr>
         <w:t>Les mots « tous ceux » sont à la forme masculine, mais ils sont utilisés dans un sens générique qui pourrait inclure hommes et femmes. Paul n'indique rien de plus au sujet de ces personnes à part le fait qu'ils sont « d'Asie » ; il n'est donc pas possible de savoir si ce groupe inclut des femmes ou non. Selon ce qui est le plus naturel dans votre langue, choisissez un mot, une expression ou une formulation qui exprime ce sens clairement. Traduction alternative : « tous les gens d'Asie » ou « toutes les personnes d'Asie ».</w:t>
       </w:r>
-      <w:hyperlink r:id="rId17">
-        <w:r>
-          <w:rPr>
-            <w:lang w:val="fr_FR" w:bidi="fr_FR"/>
-          </w:rPr>
-          <w:rPr>
-            <w:color w:val="0000EE"/>
-            <w:u w:val="single"/>
-          </w:rPr>
-          <w:t xml:space="preserve"> </w:t>
-        </w:r>
-      </w:hyperlink>
+      <w:r>
+        <w:rPr>
+          <w:lang w:val="fr_FR" w:bidi="fr_FR"/>
+        </w:rPr>
+        <w:t xml:space="preserve"> </w:t>
+      </w:r>
     </w:p>
     <w:p>
       <w:pPr/>
@@ -12962,18 +12932,12 @@
         </w:rPr>
         <w:t xml:space="preserve">Ici, Paul demande encore à Dieu de bénir Onésiphore. Utilisez une formulation qui convient dans votre langue. Voyez comment vous avez traduit la bénédiction similaire dans </w:t>
       </w:r>
-      <w:hyperlink r:id="rId18">
-        <w:r>
-          <w:rPr>
-            <w:lang w:val="fr_FR" w:bidi="fr_FR"/>
-          </w:rPr>
-          <w:rPr>
-            <w:color w:val="0000EE"/>
-            <w:u w:val="single"/>
-          </w:rPr>
-          <w:t>1.16</w:t>
-        </w:r>
-      </w:hyperlink>
+      <w:r>
+        <w:rPr>
+          <w:lang w:val="fr_FR" w:bidi="fr_FR"/>
+        </w:rPr>
+        <w:t>1.16</w:t>
+      </w:r>
       <w:r>
         <w:rPr>
           <w:lang w:val="fr_FR" w:bidi="fr_FR"/>
@@ -13964,18 +13928,12 @@
         </w:rPr>
         <w:t>Paul vient de donner des exemples de gens qui l'ont abandonné et d'Onésiphore qui est resté fidèle (</w:t>
       </w:r>
-      <w:hyperlink r:id="rId19">
-        <w:r>
-          <w:rPr>
-            <w:lang w:val="fr_FR" w:bidi="fr_FR"/>
-          </w:rPr>
-          <w:rPr>
-            <w:color w:val="0000EE"/>
-            <w:u w:val="single"/>
-          </w:rPr>
-          <w:t>1.15–18</w:t>
-        </w:r>
-      </w:hyperlink>
+      <w:r>
+        <w:rPr>
+          <w:lang w:val="fr_FR" w:bidi="fr_FR"/>
+        </w:rPr>
+        <w:t>1.15–18</w:t>
+      </w:r>
       <w:r>
         <w:rPr>
           <w:lang w:val="fr_FR" w:bidi="fr_FR"/>
@@ -14773,18 +14731,12 @@
         </w:rPr>
         <w:t xml:space="preserve">Le mot « témoins » est masculin pluriel, mais il est utilisé dans un sens générique qui inclut hommes et femmes. Selon ce qui est le plus naturel dans votre langue, choisissez un mot, une expression ou une formulation qui exprime ce sens clairement. Traduction alternative : « de beaucoup de personnes » ou « en présence de beaucoup de gens ». </w:t>
       </w:r>
-      <w:hyperlink r:id="rId20">
-        <w:r>
-          <w:rPr>
-            <w:lang w:val="fr_FR" w:bidi="fr_FR"/>
-          </w:rPr>
-          <w:rPr>
-            <w:color w:val="0000EE"/>
-            <w:u w:val="single"/>
-          </w:rPr>
-          <w:t xml:space="preserve"> </w:t>
-        </w:r>
-      </w:hyperlink>
+      <w:r>
+        <w:rPr>
+          <w:lang w:val="fr_FR" w:bidi="fr_FR"/>
+        </w:rPr>
+        <w:t xml:space="preserve"> </w:t>
+      </w:r>
     </w:p>
     <w:p>
       <w:pPr/>
@@ -15412,36 +15364,24 @@
         </w:rPr>
         <w:t xml:space="preserve">Puisque Paul dit à Timothée dans </w:t>
       </w:r>
-      <w:hyperlink r:id="rId21">
-        <w:r>
-          <w:rPr>
-            <w:lang w:val="fr_FR" w:bidi="fr_FR"/>
-          </w:rPr>
-          <w:rPr>
-            <w:color w:val="0000EE"/>
-            <w:u w:val="single"/>
-          </w:rPr>
-          <w:t>2.7</w:t>
-        </w:r>
-      </w:hyperlink>
+      <w:r>
+        <w:rPr>
+          <w:lang w:val="fr_FR" w:bidi="fr_FR"/>
+        </w:rPr>
+        <w:t>2.7</w:t>
+      </w:r>
       <w:r>
         <w:rPr>
           <w:lang w:val="fr_FR" w:bidi="fr_FR"/>
         </w:rPr>
         <w:t xml:space="preserve"> de réfléchir attentivement aux exemples qu'il donne dans ce verset et dans </w:t>
       </w:r>
-      <w:hyperlink r:id="rId22">
-        <w:r>
-          <w:rPr>
-            <w:lang w:val="fr_FR" w:bidi="fr_FR"/>
-          </w:rPr>
-          <w:rPr>
-            <w:color w:val="0000EE"/>
-            <w:u w:val="single"/>
-          </w:rPr>
-          <w:t>2.5–6</w:t>
-        </w:r>
-      </w:hyperlink>
+      <w:r>
+        <w:rPr>
+          <w:lang w:val="fr_FR" w:bidi="fr_FR"/>
+        </w:rPr>
+        <w:t>2.5–6</w:t>
+      </w:r>
       <w:r>
         <w:rPr>
           <w:lang w:val="fr_FR" w:bidi="fr_FR"/>
@@ -16093,54 +16033,36 @@
         </w:rPr>
         <w:t xml:space="preserve">, c'est-à-dire comme Jésus le désire. Puisque Paul dit à Timothée dans </w:t>
       </w:r>
-      <w:hyperlink r:id="rId21">
-        <w:r>
-          <w:rPr>
-            <w:lang w:val="fr_FR" w:bidi="fr_FR"/>
-          </w:rPr>
-          <w:rPr>
-            <w:color w:val="0000EE"/>
-            <w:u w:val="single"/>
-          </w:rPr>
-          <w:t>2.7</w:t>
-        </w:r>
-      </w:hyperlink>
+      <w:r>
+        <w:rPr>
+          <w:lang w:val="fr_FR" w:bidi="fr_FR"/>
+        </w:rPr>
+        <w:t>2.7</w:t>
+      </w:r>
       <w:r>
         <w:rPr>
           <w:lang w:val="fr_FR" w:bidi="fr_FR"/>
         </w:rPr>
         <w:t xml:space="preserve"> de réfléchir attentivement aux exemples qu'il donne dans ce verset et dans </w:t>
       </w:r>
-      <w:hyperlink r:id="rId23">
-        <w:r>
-          <w:rPr>
-            <w:lang w:val="fr_FR" w:bidi="fr_FR"/>
-          </w:rPr>
-          <w:rPr>
-            <w:color w:val="0000EE"/>
-            <w:u w:val="single"/>
-          </w:rPr>
-          <w:t>2.4</w:t>
-        </w:r>
-      </w:hyperlink>
+      <w:r>
+        <w:rPr>
+          <w:lang w:val="fr_FR" w:bidi="fr_FR"/>
+        </w:rPr>
+        <w:t>2.4</w:t>
+      </w:r>
       <w:r>
         <w:rPr>
           <w:lang w:val="fr_FR" w:bidi="fr_FR"/>
         </w:rPr>
         <w:t xml:space="preserve"> et </w:t>
       </w:r>
-      <w:hyperlink r:id="rId24">
-        <w:r>
-          <w:rPr>
-            <w:lang w:val="fr_FR" w:bidi="fr_FR"/>
-          </w:rPr>
-          <w:rPr>
-            <w:color w:val="0000EE"/>
-            <w:u w:val="single"/>
-          </w:rPr>
-          <w:t>2.6</w:t>
-        </w:r>
-      </w:hyperlink>
+      <w:r>
+        <w:rPr>
+          <w:lang w:val="fr_FR" w:bidi="fr_FR"/>
+        </w:rPr>
+        <w:t>2.6</w:t>
+      </w:r>
       <w:r>
         <w:rPr>
           <w:lang w:val="fr_FR" w:bidi="fr_FR"/>
@@ -16983,36 +16905,24 @@
         </w:rPr>
         <w:t xml:space="preserve">Puisque Paul dit à Timothée dans </w:t>
       </w:r>
-      <w:hyperlink r:id="rId21">
-        <w:r>
-          <w:rPr>
-            <w:lang w:val="fr_FR" w:bidi="fr_FR"/>
-          </w:rPr>
-          <w:rPr>
-            <w:color w:val="0000EE"/>
-            <w:u w:val="single"/>
-          </w:rPr>
-          <w:t>2.7</w:t>
-        </w:r>
-      </w:hyperlink>
+      <w:r>
+        <w:rPr>
+          <w:lang w:val="fr_FR" w:bidi="fr_FR"/>
+        </w:rPr>
+        <w:t>2.7</w:t>
+      </w:r>
       <w:r>
         <w:rPr>
           <w:lang w:val="fr_FR" w:bidi="fr_FR"/>
         </w:rPr>
         <w:t xml:space="preserve"> de réfléchir attentivement aux exemples qu'il donne dans ce verset et dans </w:t>
       </w:r>
-      <w:hyperlink r:id="rId25">
-        <w:r>
-          <w:rPr>
-            <w:lang w:val="fr_FR" w:bidi="fr_FR"/>
-          </w:rPr>
-          <w:rPr>
-            <w:color w:val="0000EE"/>
-            <w:u w:val="single"/>
-          </w:rPr>
-          <w:t>2.4–5</w:t>
-        </w:r>
-      </w:hyperlink>
+      <w:r>
+        <w:rPr>
+          <w:lang w:val="fr_FR" w:bidi="fr_FR"/>
+        </w:rPr>
+        <w:t>2.4–5</w:t>
+      </w:r>
       <w:r>
         <w:rPr>
           <w:lang w:val="fr_FR" w:bidi="fr_FR"/>
@@ -17457,18 +17367,12 @@
         </w:rPr>
         <w:t xml:space="preserve"> pourrait aussi se traduire « réfléchis ». Dans tous les cas, Paul appelle Timothée à prendre le temps de penser à ce qu'il lui écrit à travers ces exemples (</w:t>
       </w:r>
-      <w:hyperlink r:id="rId26">
-        <w:r>
-          <w:rPr>
-            <w:lang w:val="fr_FR" w:bidi="fr_FR"/>
-          </w:rPr>
-          <w:rPr>
-            <w:color w:val="0000EE"/>
-            <w:u w:val="single"/>
-          </w:rPr>
-          <w:t>2.4–6</w:t>
-        </w:r>
-      </w:hyperlink>
+      <w:r>
+        <w:rPr>
+          <w:lang w:val="fr_FR" w:bidi="fr_FR"/>
+        </w:rPr>
+        <w:t>2.4–6</w:t>
+      </w:r>
       <w:r>
         <w:rPr>
           <w:lang w:val="fr_FR" w:bidi="fr_FR"/>
@@ -20302,18 +20206,12 @@
         </w:rPr>
         <w:t xml:space="preserve">Les mots « élus » et « eux » sont à la forme masculine, mais ils sont utilisés dans un sens générique qui inclut les hommes et les femmes. Selon ce qui est le plus naturel dans votre langue, choisissez un mot, une expression ou une formulation qui exprime ce sens clairement. Traduction alternative : « des personnes qui sont élues » - « elles » ou « des gens qui sont élus » - « eux ». </w:t>
       </w:r>
-      <w:hyperlink r:id="rId27">
-        <w:r>
-          <w:rPr>
-            <w:lang w:val="fr_FR" w:bidi="fr_FR"/>
-          </w:rPr>
-          <w:rPr>
-            <w:color w:val="0000EE"/>
-            <w:u w:val="single"/>
-          </w:rPr>
-          <w:t xml:space="preserve"> </w:t>
-        </w:r>
-      </w:hyperlink>
+      <w:r>
+        <w:rPr>
+          <w:lang w:val="fr_FR" w:bidi="fr_FR"/>
+        </w:rPr>
+        <w:t xml:space="preserve"> </w:t>
+      </w:r>
     </w:p>
     <w:p>
       <w:pPr/>
@@ -21968,36 +21866,24 @@
         </w:rPr>
         <w:t xml:space="preserve"> dont il est question ici est ce que Paul a écrit avant. Cela inclut la parole qui est certaine de </w:t>
       </w:r>
-      <w:hyperlink r:id="rId28">
-        <w:r>
-          <w:rPr>
-            <w:lang w:val="fr_FR" w:bidi="fr_FR"/>
-          </w:rPr>
-          <w:rPr>
-            <w:color w:val="0000EE"/>
-            <w:u w:val="single"/>
-          </w:rPr>
-          <w:t>2.11–13</w:t>
-        </w:r>
-      </w:hyperlink>
+      <w:r>
+        <w:rPr>
+          <w:lang w:val="fr_FR" w:bidi="fr_FR"/>
+        </w:rPr>
+        <w:t>2.11–13</w:t>
+      </w:r>
       <w:r>
         <w:rPr>
           <w:lang w:val="fr_FR" w:bidi="fr_FR"/>
         </w:rPr>
         <w:t xml:space="preserve"> et peut-être aussi </w:t>
       </w:r>
-      <w:hyperlink r:id="rId29">
-        <w:r>
-          <w:rPr>
-            <w:lang w:val="fr_FR" w:bidi="fr_FR"/>
-          </w:rPr>
-          <w:rPr>
-            <w:color w:val="0000EE"/>
-            <w:u w:val="single"/>
-          </w:rPr>
-          <w:t>2.1–10</w:t>
-        </w:r>
-      </w:hyperlink>
+      <w:r>
+        <w:rPr>
+          <w:lang w:val="fr_FR" w:bidi="fr_FR"/>
+        </w:rPr>
+        <w:t>2.1–10</w:t>
+      </w:r>
       <w:r>
         <w:rPr>
           <w:lang w:val="fr_FR" w:bidi="fr_FR"/>
@@ -22684,18 +22570,12 @@
         </w:rPr>
         <w:t>Le pronom « ceux » est masculin, mais il est utilisé dans un sens générique qui inclut les hommes et les femmes. Selon ce qui est le plus naturel dans votre langue, choisissez un mot, une expression ou une formulation qui exprime ce sens clairement. Traduction alternative : « de ceux et de celles », « des gens » ou « des personnes ».</w:t>
       </w:r>
-      <w:hyperlink r:id="rId30">
-        <w:r>
-          <w:rPr>
-            <w:lang w:val="fr_FR" w:bidi="fr_FR"/>
-          </w:rPr>
-          <w:rPr>
-            <w:color w:val="0000EE"/>
-            <w:u w:val="single"/>
-          </w:rPr>
-          <w:t xml:space="preserve"> </w:t>
-        </w:r>
-      </w:hyperlink>
+      <w:r>
+        <w:rPr>
+          <w:lang w:val="fr_FR" w:bidi="fr_FR"/>
+        </w:rPr>
+        <w:t xml:space="preserve"> </w:t>
+      </w:r>
     </w:p>
     <w:p>
       <w:pPr/>
@@ -23591,18 +23471,12 @@
         </w:rPr>
         <w:t>Dans le texte grec, un mot est utilisé ici qui sert à introduire comment Timothée devrait traiter les discours vains et profanes en opposition à la « parole de la vérité » (</w:t>
       </w:r>
-      <w:hyperlink r:id="rId31">
-        <w:r>
-          <w:rPr>
-            <w:lang w:val="fr_FR" w:bidi="fr_FR"/>
-          </w:rPr>
-          <w:rPr>
-            <w:color w:val="0000EE"/>
-            <w:u w:val="single"/>
-          </w:rPr>
-          <w:t>2.15)</w:t>
-        </w:r>
-      </w:hyperlink>
+      <w:r>
+        <w:rPr>
+          <w:lang w:val="fr_FR" w:bidi="fr_FR"/>
+        </w:rPr>
+        <w:t>2.15)</w:t>
+      </w:r>
       <w:r>
         <w:rPr>
           <w:lang w:val="fr_FR" w:bidi="fr_FR"/>
@@ -23931,18 +23805,12 @@
         </w:rPr>
         <w:t xml:space="preserve">quand Paul dit « leur parole » dans </w:t>
       </w:r>
-      <w:hyperlink r:id="rId32">
-        <w:r>
-          <w:rPr>
-            <w:lang w:val="fr_FR" w:bidi="fr_FR"/>
-          </w:rPr>
-          <w:rPr>
-            <w:color w:val="0000EE"/>
-            <w:u w:val="single"/>
-          </w:rPr>
-          <w:t>2.17</w:t>
-        </w:r>
-      </w:hyperlink>
+      <w:r>
+        <w:rPr>
+          <w:lang w:val="fr_FR" w:bidi="fr_FR"/>
+        </w:rPr>
+        <w:t>2.17</w:t>
+      </w:r>
       <w:r>
         <w:rPr>
           <w:lang w:val="fr_FR" w:bidi="fr_FR"/>
@@ -24308,18 +24176,12 @@
         </w:rPr>
         <w:t xml:space="preserve"> au verset 11. Ici, Paul parle du discours profane et vain qu'il mentionne au </w:t>
       </w:r>
-      <w:hyperlink r:id="rId33">
-        <w:r>
-          <w:rPr>
-            <w:lang w:val="fr_FR" w:bidi="fr_FR"/>
-          </w:rPr>
-          <w:rPr>
-            <w:color w:val="0000EE"/>
-            <w:u w:val="single"/>
-          </w:rPr>
-          <w:t>2.16</w:t>
-        </w:r>
-      </w:hyperlink>
+      <w:r>
+        <w:rPr>
+          <w:lang w:val="fr_FR" w:bidi="fr_FR"/>
+        </w:rPr>
+        <w:t>2.16</w:t>
+      </w:r>
       <w:r>
         <w:rPr>
           <w:lang w:val="fr_FR" w:bidi="fr_FR"/>
@@ -25326,18 +25188,12 @@
         </w:rPr>
         <w:t>Le pronom « quelques uns » est masculin, mais il est utilisé dans un sens générique qui inclut les hommes et les femmes. Selon ce qui est le plus naturel dans votre langue, choisissez un mot, une expression ou une formulation qui exprime ce sens clairement. Traduction alternative : « quelques personnes ».</w:t>
       </w:r>
-      <w:hyperlink r:id="rId34">
-        <w:r>
-          <w:rPr>
-            <w:lang w:val="fr_FR" w:bidi="fr_FR"/>
-          </w:rPr>
-          <w:rPr>
-            <w:color w:val="0000EE"/>
-            <w:u w:val="single"/>
-          </w:rPr>
-          <w:t xml:space="preserve"> </w:t>
-        </w:r>
-      </w:hyperlink>
+      <w:r>
+        <w:rPr>
+          <w:lang w:val="fr_FR" w:bidi="fr_FR"/>
+        </w:rPr>
+        <w:t xml:space="preserve"> </w:t>
+      </w:r>
     </w:p>
     <w:p>
       <w:pPr/>
@@ -25743,18 +25599,12 @@
         </w:rPr>
         <w:t xml:space="preserve">Ces paroles combinent une citation et un résumé qui proviennent tous deux de passages de l'Ancien Testament. La citation est tirée de </w:t>
       </w:r>
-      <w:hyperlink r:id="rId35">
-        <w:r>
-          <w:rPr>
-            <w:lang w:val="fr_FR" w:bidi="fr_FR"/>
-          </w:rPr>
-          <w:rPr>
-            <w:color w:val="0000EE"/>
-            <w:u w:val="single"/>
-          </w:rPr>
-          <w:t>Nombres 16.5</w:t>
-        </w:r>
-      </w:hyperlink>
+      <w:r>
+        <w:rPr>
+          <w:lang w:val="fr_FR" w:bidi="fr_FR"/>
+        </w:rPr>
+        <w:t>Nombres 16.5</w:t>
+      </w:r>
       <w:r>
         <w:rPr>
           <w:lang w:val="fr_FR" w:bidi="fr_FR"/>
@@ -26595,18 +26445,12 @@
         </w:rPr>
         <w:t xml:space="preserve"> a une forme masculine, mais il a un sens générique qui peut faire référence à un homme ou une femme. Selon ce qui est le plus naturel dans votre langue, choisissez un mot, une expression ou une formulation qui exprime ce sens clairement. Traduction alternative : « quiconque... que cette personne ». </w:t>
       </w:r>
-      <w:hyperlink r:id="rId36">
-        <w:r>
-          <w:rPr>
-            <w:lang w:val="fr_FR" w:bidi="fr_FR"/>
-          </w:rPr>
-          <w:rPr>
-            <w:color w:val="0000EE"/>
-            <w:u w:val="single"/>
-          </w:rPr>
-          <w:t xml:space="preserve"> </w:t>
-        </w:r>
-      </w:hyperlink>
+      <w:r>
+        <w:rPr>
+          <w:lang w:val="fr_FR" w:bidi="fr_FR"/>
+        </w:rPr>
+        <w:t xml:space="preserve"> </w:t>
+      </w:r>
     </w:p>
     <w:p>
       <w:pPr/>
@@ -26702,18 +26546,12 @@
         </w:rPr>
         <w:t xml:space="preserve"> est masculin pluriel, mais il est utilisé dans un sens générique qui inclut les hommes et les femmes. Selon ce qui est le plus naturel dans votre langue, choisissez un mot, une expression ou une formulation qui exprime ce sens clairement. Traduction alternative : « les gens » ou « les personnes ». </w:t>
       </w:r>
-      <w:hyperlink r:id="rId36">
-        <w:r>
-          <w:rPr>
-            <w:lang w:val="fr_FR" w:bidi="fr_FR"/>
-          </w:rPr>
-          <w:rPr>
-            <w:color w:val="0000EE"/>
-            <w:u w:val="single"/>
-          </w:rPr>
-          <w:t xml:space="preserve"> </w:t>
-        </w:r>
-      </w:hyperlink>
+      <w:r>
+        <w:rPr>
+          <w:lang w:val="fr_FR" w:bidi="fr_FR"/>
+        </w:rPr>
+        <w:t xml:space="preserve"> </w:t>
+      </w:r>
     </w:p>
     <w:p>
       <w:pPr/>
@@ -28205,36 +28043,24 @@
         </w:rPr>
         <w:t xml:space="preserve"> pourraient signifier : (1) ce que Paul a mentionné dans </w:t>
       </w:r>
-      <w:hyperlink r:id="rId37">
-        <w:r>
-          <w:rPr>
-            <w:lang w:val="fr_FR" w:bidi="fr_FR"/>
-          </w:rPr>
-          <w:rPr>
-            <w:color w:val="0000EE"/>
-            <w:u w:val="single"/>
-          </w:rPr>
-          <w:t>2.16–18</w:t>
-        </w:r>
-      </w:hyperlink>
+      <w:r>
+        <w:rPr>
+          <w:lang w:val="fr_FR" w:bidi="fr_FR"/>
+        </w:rPr>
+        <w:t>2.16–18</w:t>
+      </w:r>
       <w:r>
         <w:rPr>
           <w:lang w:val="fr_FR" w:bidi="fr_FR"/>
         </w:rPr>
         <w:t xml:space="preserve"> à propos de ce que font et disent les faux enseignants (disputes à propos de mots, discussions inutiles et mondaines, faux enseignement). (2) Les vases à usage vil mentionné dans </w:t>
       </w:r>
-      <w:hyperlink r:id="rId38">
-        <w:r>
-          <w:rPr>
-            <w:lang w:val="fr_FR" w:bidi="fr_FR"/>
-          </w:rPr>
-          <w:rPr>
-            <w:color w:val="0000EE"/>
-            <w:u w:val="single"/>
-          </w:rPr>
-          <w:t>2.20</w:t>
-        </w:r>
-      </w:hyperlink>
+      <w:r>
+        <w:rPr>
+          <w:lang w:val="fr_FR" w:bidi="fr_FR"/>
+        </w:rPr>
+        <w:t>2.20</w:t>
+      </w:r>
       <w:r>
         <w:rPr>
           <w:lang w:val="fr_FR" w:bidi="fr_FR"/>
@@ -28389,18 +28215,12 @@
         </w:rPr>
         <w:t xml:space="preserve"> a une forme masculine, mais il a un sens générique qui peut faire référence à un homme ou une femme. Selon ce qui est le plus naturel dans votre langue, choisissez un mot, une expression ou une formulation qui exprime ce sens clairement. Traduction alternative : « si quelqu'un... cette personne », « si quelqu'un... il ou elle » ou « si une personne... elle ». </w:t>
       </w:r>
-      <w:hyperlink r:id="rId39">
-        <w:r>
-          <w:rPr>
-            <w:lang w:val="fr_FR" w:bidi="fr_FR"/>
-          </w:rPr>
-          <w:rPr>
-            <w:color w:val="0000EE"/>
-            <w:u w:val="single"/>
-          </w:rPr>
-          <w:t xml:space="preserve"> </w:t>
-        </w:r>
-      </w:hyperlink>
+      <w:r>
+        <w:rPr>
+          <w:lang w:val="fr_FR" w:bidi="fr_FR"/>
+        </w:rPr>
+        <w:t xml:space="preserve"> </w:t>
+      </w:r>
     </w:p>
     <w:p>
       <w:pPr/>
@@ -29725,18 +29545,12 @@
         </w:rPr>
         <w:t xml:space="preserve"> est masculin, mais il est utilisé dans un sens générique qui inclut les hommes et les femmes. Selon ce qui est le plus naturel dans votre langue, choisissez un mot, une expression ou une formulation qui exprime ce sens clairement. Traduction alternative : « les gens » ou « les personnes ».</w:t>
       </w:r>
-      <w:hyperlink r:id="rId40">
-        <w:r>
-          <w:rPr>
-            <w:lang w:val="fr_FR" w:bidi="fr_FR"/>
-          </w:rPr>
-          <w:rPr>
-            <w:color w:val="0000EE"/>
-            <w:u w:val="single"/>
-          </w:rPr>
-          <w:t xml:space="preserve"> </w:t>
-        </w:r>
-      </w:hyperlink>
+      <w:r>
+        <w:rPr>
+          <w:lang w:val="fr_FR" w:bidi="fr_FR"/>
+        </w:rPr>
+        <w:t xml:space="preserve"> </w:t>
+      </w:r>
     </w:p>
     <w:p>
       <w:pPr/>
@@ -30830,18 +30644,12 @@
         </w:rPr>
         <w:t xml:space="preserve"> au verset précédent (</w:t>
       </w:r>
-      <w:hyperlink r:id="rId41">
-        <w:r>
-          <w:rPr>
-            <w:lang w:val="fr_FR" w:bidi="fr_FR"/>
-          </w:rPr>
-          <w:rPr>
-            <w:color w:val="0000EE"/>
-            <w:u w:val="single"/>
-          </w:rPr>
-          <w:t>2.23</w:t>
-        </w:r>
-      </w:hyperlink>
+      <w:r>
+        <w:rPr>
+          <w:lang w:val="fr_FR" w:bidi="fr_FR"/>
+        </w:rPr>
+        <w:t>2.23</w:t>
+      </w:r>
       <w:r>
         <w:rPr>
           <w:lang w:val="fr_FR" w:bidi="fr_FR"/>
@@ -31054,18 +30862,12 @@
         </w:rPr>
         <w:t xml:space="preserve"> est masculin, mais il est utilisé dans un sens générique qui inclut les hommes et les femmes. Selon ce qui est le plus naturel dans votre langue, choisissez un mot, une expression ou une formulation qui exprime ce sens clairement. Traduction alternative : « tous et toutes » ou « tout le monde ».</w:t>
       </w:r>
-      <w:hyperlink r:id="rId42">
-        <w:r>
-          <w:rPr>
-            <w:lang w:val="fr_FR" w:bidi="fr_FR"/>
-          </w:rPr>
-          <w:rPr>
-            <w:color w:val="0000EE"/>
-            <w:u w:val="single"/>
-          </w:rPr>
-          <w:t xml:space="preserve"> </w:t>
-        </w:r>
-      </w:hyperlink>
+      <w:r>
+        <w:rPr>
+          <w:lang w:val="fr_FR" w:bidi="fr_FR"/>
+        </w:rPr>
+        <w:t xml:space="preserve"> </w:t>
+      </w:r>
     </w:p>
     <w:p>
       <w:pPr/>
@@ -31607,18 +31409,12 @@
         </w:rPr>
         <w:t>Paul ne précise pas ici de qui ou de quoi ces personnes sont les adversaires. Ces personnes pourraient s'opposer au serviteur du Seigneur (</w:t>
       </w:r>
-      <w:hyperlink r:id="rId42">
-        <w:r>
-          <w:rPr>
-            <w:lang w:val="fr_FR" w:bidi="fr_FR"/>
-          </w:rPr>
-          <w:rPr>
-            <w:color w:val="0000EE"/>
-            <w:u w:val="single"/>
-          </w:rPr>
-          <w:t>2.24</w:t>
-        </w:r>
-      </w:hyperlink>
+      <w:r>
+        <w:rPr>
+          <w:lang w:val="fr_FR" w:bidi="fr_FR"/>
+        </w:rPr>
+        <w:t>2.24</w:t>
+      </w:r>
       <w:r>
         <w:rPr>
           <w:lang w:val="fr_FR" w:bidi="fr_FR"/>
@@ -32930,18 +32726,12 @@
         </w:rPr>
         <w:t xml:space="preserve">La description qui suit dans </w:t>
       </w:r>
-      <w:hyperlink r:id="rId43">
-        <w:r>
-          <w:rPr>
-            <w:lang w:val="fr_FR" w:bidi="fr_FR"/>
-          </w:rPr>
-          <w:rPr>
-            <w:color w:val="0000EE"/>
-            <w:u w:val="single"/>
-          </w:rPr>
-          <w:t>3.2–5</w:t>
-        </w:r>
-      </w:hyperlink>
+      <w:r>
+        <w:rPr>
+          <w:lang w:val="fr_FR" w:bidi="fr_FR"/>
+        </w:rPr>
+        <w:t>3.2–5</w:t>
+      </w:r>
       <w:r>
         <w:rPr>
           <w:lang w:val="fr_FR" w:bidi="fr_FR"/>
@@ -33500,18 +33290,12 @@
         </w:rPr>
         <w:t>Tous les adjectifs que Paul utilise dans ce verset pour décrire les gens dans les derniers jours sont à la forme masculine. Ces mots sont utilisés dans un sens générique qui inclut hommes et femmes. Selon ce qui est le plus naturel dans votre langue, choisissez un mot, une expression ou une formulation qui exprime ce sens clairement. Traduction alternative : « les personnes seront égoïstes, amies..., fanfaronnes, hautaines, blasphématrices, rebelles... ingrates, irréligieuses » ou « les gens seront égoïstes, amis..., fanfarons, hautains, blasphémateurs, rebelles... ingrats, irréligieux ».</w:t>
       </w:r>
-      <w:hyperlink r:id="rId44">
-        <w:r>
-          <w:rPr>
-            <w:lang w:val="fr_FR" w:bidi="fr_FR"/>
-          </w:rPr>
-          <w:rPr>
-            <w:color w:val="0000EE"/>
-            <w:u w:val="single"/>
-          </w:rPr>
-          <w:t xml:space="preserve"> </w:t>
-        </w:r>
-      </w:hyperlink>
+      <w:r>
+        <w:rPr>
+          <w:lang w:val="fr_FR" w:bidi="fr_FR"/>
+        </w:rPr>
+        <w:t xml:space="preserve"> </w:t>
+      </w:r>
     </w:p>
     <w:p>
       <w:pPr/>
@@ -33705,18 +33489,12 @@
         </w:rPr>
         <w:t>Tous les adjectifs que Paul utilise dans ce verset pour décrire les gens dans les derniers jours sont à la forme masculine. Ces mots sont utilisés dans un sens générique qui inclut hommes et femmes. Selon ce qui est le plus naturel dans votre langue, choisissez un mot, une expression ou une formulation qui exprime ce sens clairement. Traduction alternative : « [les personnes seront] insensibles, déloyales, calmoniatrices, intempérantes, cruelles, ennemies des gens de bien » ou « [les gens seront] insensibles, déloyaux, calmoniateurs, intempérants, cruels, ennemis des gens de bien ».</w:t>
       </w:r>
-      <w:hyperlink r:id="rId45">
-        <w:r>
-          <w:rPr>
-            <w:lang w:val="fr_FR" w:bidi="fr_FR"/>
-          </w:rPr>
-          <w:rPr>
-            <w:color w:val="0000EE"/>
-            <w:u w:val="single"/>
-          </w:rPr>
-          <w:t xml:space="preserve"> </w:t>
-        </w:r>
-      </w:hyperlink>
+      <w:r>
+        <w:rPr>
+          <w:lang w:val="fr_FR" w:bidi="fr_FR"/>
+        </w:rPr>
+        <w:t xml:space="preserve"> </w:t>
+      </w:r>
     </w:p>
     <w:p>
       <w:pPr/>
@@ -34027,18 +33805,12 @@
         </w:rPr>
         <w:t>Tous les adjectifs que Paul utilise dans ce verset pour décrire les gens dans les derniers jours sont à la forme masculine. Ces mots sont utilisés dans un sens générique qui inclut hommes et femmes. Selon ce qui est le plus naturel dans votre langue, choisissez un mot, une expression ou une formulation qui exprime ce sens clairement. Traduction alternative : « [les personnes seront] traîtres, emportées, enflées d'orgueil » ou « [les gens seront] traîtres, emportés, enflés d'orgueil ».</w:t>
       </w:r>
-      <w:hyperlink r:id="rId46">
-        <w:r>
-          <w:rPr>
-            <w:lang w:val="fr_FR" w:bidi="fr_FR"/>
-          </w:rPr>
-          <w:rPr>
-            <w:color w:val="0000EE"/>
-            <w:u w:val="single"/>
-          </w:rPr>
-          <w:t xml:space="preserve"> </w:t>
-        </w:r>
-      </w:hyperlink>
+      <w:r>
+        <w:rPr>
+          <w:lang w:val="fr_FR" w:bidi="fr_FR"/>
+        </w:rPr>
+        <w:t xml:space="preserve"> </w:t>
+      </w:r>
     </w:p>
     <w:p>
       <w:pPr/>
@@ -34913,18 +34685,12 @@
         </w:rPr>
         <w:t xml:space="preserve"> a un sens générique qui inclut les hommes et les femmes. Selon ce qui est le plus naturel dans votre langue, choisissez un mot, une expression ou une formulation qui exprime ce sens clairement. Traduction alternative : « de ces gens-là » ou « de ces personnes-là ». </w:t>
       </w:r>
-      <w:hyperlink r:id="rId47">
-        <w:r>
-          <w:rPr>
-            <w:lang w:val="fr_FR" w:bidi="fr_FR"/>
-          </w:rPr>
-          <w:rPr>
-            <w:color w:val="0000EE"/>
-            <w:u w:val="single"/>
-          </w:rPr>
-          <w:t xml:space="preserve"> </w:t>
-        </w:r>
-      </w:hyperlink>
+      <w:r>
+        <w:rPr>
+          <w:lang w:val="fr_FR" w:bidi="fr_FR"/>
+        </w:rPr>
+        <w:t xml:space="preserve"> </w:t>
+      </w:r>
     </w:p>
     <w:p>
       <w:pPr/>
@@ -35056,18 +34822,12 @@
         </w:rPr>
         <w:t xml:space="preserve">voir </w:t>
       </w:r>
-      <w:hyperlink r:id="rId47">
-        <w:r>
-          <w:rPr>
-            <w:lang w:val="fr_FR" w:bidi="fr_FR"/>
-          </w:rPr>
-          <w:rPr>
-            <w:color w:val="0000EE"/>
-            <w:u w:val="single"/>
-          </w:rPr>
-          <w:t xml:space="preserve">3.5). </w:t>
-        </w:r>
-      </w:hyperlink>
+      <w:r>
+        <w:rPr>
+          <w:lang w:val="fr_FR" w:bidi="fr_FR"/>
+        </w:rPr>
+        <w:t xml:space="preserve">3.5). </w:t>
+      </w:r>
       <w:r>
         <w:rPr>
           <w:lang w:val="fr_FR" w:bidi="fr_FR"/>
@@ -35185,18 +34945,12 @@
         </w:rPr>
         <w:t xml:space="preserve"> pour désigner les personnes qu'il a décrites dans les versets précédents (voir </w:t>
       </w:r>
-      <w:hyperlink r:id="rId47">
-        <w:r>
-          <w:rPr>
-            <w:lang w:val="fr_FR" w:bidi="fr_FR"/>
-          </w:rPr>
-          <w:rPr>
-            <w:color w:val="0000EE"/>
-            <w:u w:val="single"/>
-          </w:rPr>
-          <w:t>3.5</w:t>
-        </w:r>
-      </w:hyperlink>
+      <w:r>
+        <w:rPr>
+          <w:lang w:val="fr_FR" w:bidi="fr_FR"/>
+        </w:rPr>
+        <w:t>3.5</w:t>
+      </w:r>
       <w:r>
         <w:rPr>
           <w:lang w:val="fr_FR" w:bidi="fr_FR"/>
@@ -36140,18 +35894,12 @@
         </w:rPr>
         <w:t xml:space="preserve"> a un sens générique qui peut inclure hommes et femmes. Selon ce qui est le plus naturel dans votre langue, choisissez un mot, une expression ou une formulation qui exprime ce sens clairement. Traduction alternative : « ces gens » ou « ces personnes ».</w:t>
       </w:r>
-      <w:hyperlink r:id="rId48">
-        <w:r>
-          <w:rPr>
-            <w:lang w:val="fr_FR" w:bidi="fr_FR"/>
-          </w:rPr>
-          <w:rPr>
-            <w:color w:val="0000EE"/>
-            <w:u w:val="single"/>
-          </w:rPr>
-          <w:t xml:space="preserve"> </w:t>
-        </w:r>
-      </w:hyperlink>
+      <w:r>
+        <w:rPr>
+          <w:lang w:val="fr_FR" w:bidi="fr_FR"/>
+        </w:rPr>
+        <w:t xml:space="preserve"> </w:t>
+      </w:r>
     </w:p>
     <w:p>
       <w:pPr/>
@@ -36752,18 +36500,12 @@
         </w:rPr>
         <w:t xml:space="preserve"> de faire ce que Dieu lui avait ordonné (</w:t>
       </w:r>
-      <w:hyperlink r:id="rId49">
-        <w:r>
-          <w:rPr>
-            <w:lang w:val="fr_FR" w:bidi="fr_FR"/>
-          </w:rPr>
-          <w:rPr>
-            <w:color w:val="0000EE"/>
-            <w:u w:val="single"/>
-          </w:rPr>
-          <w:t>Exode 7.8–13</w:t>
-        </w:r>
-      </w:hyperlink>
+      <w:r>
+        <w:rPr>
+          <w:lang w:val="fr_FR" w:bidi="fr_FR"/>
+        </w:rPr>
+        <w:t>Exode 7.8–13</w:t>
+      </w:r>
       <w:r>
         <w:rPr>
           <w:lang w:val="fr_FR" w:bidi="fr_FR"/>
@@ -37012,18 +36754,12 @@
         </w:rPr>
         <w:t xml:space="preserve">Comme en </w:t>
       </w:r>
-      <w:hyperlink r:id="rId47">
-        <w:r>
-          <w:rPr>
-            <w:lang w:val="fr_FR" w:bidi="fr_FR"/>
-          </w:rPr>
-          <w:rPr>
-            <w:color w:val="0000EE"/>
-            <w:u w:val="single"/>
-          </w:rPr>
-          <w:t>3.5</w:t>
-        </w:r>
-      </w:hyperlink>
+      <w:r>
+        <w:rPr>
+          <w:lang w:val="fr_FR" w:bidi="fr_FR"/>
+        </w:rPr>
+        <w:t>3.5</w:t>
+      </w:r>
       <w:r>
         <w:rPr>
           <w:lang w:val="fr_FR" w:bidi="fr_FR"/>
@@ -38017,18 +37753,12 @@
         </w:rPr>
         <w:t xml:space="preserve"> ont un sens générique qui inclut hommes et femmes. Selon ce qui est le plus naturel dans votre langue, choisissez un mot, une expression ou une formulation qui exprime ce sens clairement. Traduction alternative : « ces gens... corrompus... réprouvées » ou « ces personnes... corrompues... réprouvées ». </w:t>
       </w:r>
-      <w:hyperlink r:id="rId50">
-        <w:r>
-          <w:rPr>
-            <w:lang w:val="fr_FR" w:bidi="fr_FR"/>
-          </w:rPr>
-          <w:rPr>
-            <w:color w:val="0000EE"/>
-            <w:u w:val="single"/>
-          </w:rPr>
-          <w:t xml:space="preserve"> </w:t>
-        </w:r>
-      </w:hyperlink>
+      <w:r>
+        <w:rPr>
+          <w:lang w:val="fr_FR" w:bidi="fr_FR"/>
+        </w:rPr>
+        <w:t xml:space="preserve"> </w:t>
+      </w:r>
     </w:p>
     <w:p>
       <w:pPr/>
@@ -38140,18 +37870,12 @@
         </w:rPr>
         <w:t xml:space="preserve"> sert à montrer que malgré les dommages que font ces enseignants en s'opposant à la vérité (voir </w:t>
       </w:r>
-      <w:hyperlink r:id="rId50">
-        <w:r>
-          <w:rPr>
-            <w:lang w:val="fr_FR" w:bidi="fr_FR"/>
-          </w:rPr>
-          <w:rPr>
-            <w:color w:val="0000EE"/>
-            <w:u w:val="single"/>
-          </w:rPr>
-          <w:t>3.8</w:t>
-        </w:r>
-      </w:hyperlink>
+      <w:r>
+        <w:rPr>
+          <w:lang w:val="fr_FR" w:bidi="fr_FR"/>
+        </w:rPr>
+        <w:t>3.8</w:t>
+      </w:r>
       <w:r>
         <w:rPr>
           <w:lang w:val="fr_FR" w:bidi="fr_FR"/>
@@ -39066,36 +38790,24 @@
         </w:rPr>
         <w:t xml:space="preserve">Paul fait allusion au fait que l'opposition des magiciens de pharaon à Moïse a fini par échouer. En reproduisant des miracles, ils voulaient faire croire que Dieu n'avait pas vraiment envoyé Moïse ou que les dieux d'Égypte étaient plus puissants. Cependant, quand les miracles de Dieu se sont intensifiés, les magiciens n'ont pas été capables de les reproduire (voir </w:t>
       </w:r>
-      <w:hyperlink r:id="rId51">
-        <w:r>
-          <w:rPr>
-            <w:lang w:val="fr_FR" w:bidi="fr_FR"/>
-          </w:rPr>
-          <w:rPr>
-            <w:color w:val="0000EE"/>
-            <w:u w:val="single"/>
-          </w:rPr>
-          <w:t>Ex 8.18–19</w:t>
-        </w:r>
-      </w:hyperlink>
+      <w:r>
+        <w:rPr>
+          <w:lang w:val="fr_FR" w:bidi="fr_FR"/>
+        </w:rPr>
+        <w:t>Ex 8.18–19</w:t>
+      </w:r>
       <w:r>
         <w:rPr>
           <w:lang w:val="fr_FR" w:bidi="fr_FR"/>
         </w:rPr>
         <w:t xml:space="preserve">). De plus, ces magiciens eux-mêmes ont été victimes et impuissants face à d'autres miracles que Moïse a réalisés (voir </w:t>
       </w:r>
-      <w:hyperlink r:id="rId52">
-        <w:r>
-          <w:rPr>
-            <w:lang w:val="fr_FR" w:bidi="fr_FR"/>
-          </w:rPr>
-          <w:rPr>
-            <w:color w:val="0000EE"/>
-            <w:u w:val="single"/>
-          </w:rPr>
-          <w:t>9.11</w:t>
-        </w:r>
-      </w:hyperlink>
+      <w:r>
+        <w:rPr>
+          <w:lang w:val="fr_FR" w:bidi="fr_FR"/>
+        </w:rPr>
+        <w:t>9.11</w:t>
+      </w:r>
       <w:r>
         <w:rPr>
           <w:lang w:val="fr_FR" w:bidi="fr_FR"/>
@@ -39197,18 +38909,12 @@
         </w:rPr>
         <w:t xml:space="preserve"> est utilisé dans un sens générique qui peut inclure hommes et femmes. Selon ce qui est le plus naturel dans votre langue, choisissez un mot, une expression ou une formulation qui exprime ce sens clairement. Traduction alternative : « ces gens » ou « ces personnes ».</w:t>
       </w:r>
-      <w:hyperlink r:id="rId53">
-        <w:r>
-          <w:rPr>
-            <w:lang w:val="fr_FR" w:bidi="fr_FR"/>
-          </w:rPr>
-          <w:rPr>
-            <w:color w:val="0000EE"/>
-            <w:u w:val="single"/>
-          </w:rPr>
-          <w:t xml:space="preserve"> </w:t>
-        </w:r>
-      </w:hyperlink>
+      <w:r>
+        <w:rPr>
+          <w:lang w:val="fr_FR" w:bidi="fr_FR"/>
+        </w:rPr>
+        <w:t xml:space="preserve"> </w:t>
+      </w:r>
     </w:p>
     <w:p>
       <w:pPr/>
@@ -39304,18 +39010,12 @@
         </w:rPr>
         <w:t xml:space="preserve"> a un sens générique qui inclut hommes et femmes. Selon ce qui est le plus naturel dans votre langue, choisissez un mot, une expression ou une formulation qui exprime ce sens clairement. Traduction alternative : « tous et toutes » ou « tout le monde ».</w:t>
       </w:r>
-      <w:hyperlink r:id="rId53">
-        <w:r>
-          <w:rPr>
-            <w:lang w:val="fr_FR" w:bidi="fr_FR"/>
-          </w:rPr>
-          <w:rPr>
-            <w:color w:val="0000EE"/>
-            <w:u w:val="single"/>
-          </w:rPr>
-          <w:t xml:space="preserve"> </w:t>
-        </w:r>
-      </w:hyperlink>
+      <w:r>
+        <w:rPr>
+          <w:lang w:val="fr_FR" w:bidi="fr_FR"/>
+        </w:rPr>
+        <w:t xml:space="preserve"> </w:t>
+      </w:r>
     </w:p>
     <w:p>
       <w:pPr/>
@@ -40754,18 +40454,12 @@
         </w:rPr>
         <w:t xml:space="preserve"> sont à la forme masculine, mais ils sont utilisés dans un sens générique qui inclut les hommes et les femmes. Selon ce qui est le plus naturel dans votre langue, choisissez un mot, une expression ou une formulation qui exprime ce sens clairement. Traduction alternative : « tous les gens » - « persécutés » / « toutes les personnes » « persécutées ».</w:t>
       </w:r>
-      <w:hyperlink r:id="rId54">
-        <w:r>
-          <w:rPr>
-            <w:lang w:val="fr_FR" w:bidi="fr_FR"/>
-          </w:rPr>
-          <w:rPr>
-            <w:color w:val="0000EE"/>
-            <w:u w:val="single"/>
-          </w:rPr>
-          <w:t xml:space="preserve"> </w:t>
-        </w:r>
-      </w:hyperlink>
+      <w:r>
+        <w:rPr>
+          <w:lang w:val="fr_FR" w:bidi="fr_FR"/>
+        </w:rPr>
+        <w:t xml:space="preserve"> </w:t>
+      </w:r>
     </w:p>
     <w:p>
       <w:pPr/>
@@ -41750,18 +41444,12 @@
         </w:rPr>
         <w:t xml:space="preserve"> sont utilisés dans un sens générique qui peut inclure hommes et femmes. Selon ce qui est le plus naturel dans votre langue, choisissez un mot, une expression ou une formulation qui exprime ce sens clairement. Traduction alternative : « les personnes méchantes et les personnes qui trompent les autres » - « égarées elles-mêmes » ou « les gens méchants et qui trompent les autres » - « égarés eux-mêmes ».</w:t>
       </w:r>
-      <w:hyperlink r:id="rId55">
-        <w:r>
-          <w:rPr>
-            <w:lang w:val="fr_FR" w:bidi="fr_FR"/>
-          </w:rPr>
-          <w:rPr>
-            <w:color w:val="0000EE"/>
-            <w:u w:val="single"/>
-          </w:rPr>
-          <w:t xml:space="preserve"> </w:t>
-        </w:r>
-      </w:hyperlink>
+      <w:r>
+        <w:rPr>
+          <w:lang w:val="fr_FR" w:bidi="fr_FR"/>
+        </w:rPr>
+        <w:t xml:space="preserve"> </w:t>
+      </w:r>
     </w:p>
     <w:p>
       <w:pPr/>
@@ -44720,18 +44408,12 @@
         </w:rPr>
         <w:t xml:space="preserve"> sont à la forme masculine, mais ils sont utilisés dans un sens générique qui inclut les hommes et les femmes. Selon ce qui est le plus naturel dans votre langue, choisissez un mot, une expression ou une formulation qui exprime ce sens clairement. Traduction alternative : « tous les gens qui sont morts et tous les gens qui sont vivants » ou « toutes les personnes qui sont mortes et toutes les personnes qui sont vivantes ».</w:t>
       </w:r>
-      <w:hyperlink r:id="rId56">
-        <w:r>
-          <w:rPr>
-            <w:lang w:val="fr_FR" w:bidi="fr_FR"/>
-          </w:rPr>
-          <w:rPr>
-            <w:color w:val="0000EE"/>
-            <w:u w:val="single"/>
-          </w:rPr>
-          <w:t xml:space="preserve"> </w:t>
-        </w:r>
-      </w:hyperlink>
+      <w:r>
+        <w:rPr>
+          <w:lang w:val="fr_FR" w:bidi="fr_FR"/>
+        </w:rPr>
+        <w:t xml:space="preserve"> </w:t>
+      </w:r>
     </w:p>
     <w:p>
       <w:pPr/>
@@ -46622,18 +46304,12 @@
         </w:rPr>
         <w:t>sont à la forme masculine, mais ils sont utilisés dans un sens générique qui inclut les hommes et les femmes. Selon ce qui est le plus naturel dans votre langue, choisissez un mot, une expression ou une formulation qui exprime ce sens clairement. Traduction alternative : « tous les gens » ou « toutes les personnes ».</w:t>
       </w:r>
-      <w:hyperlink r:id="rId57">
-        <w:r>
-          <w:rPr>
-            <w:lang w:val="fr_FR" w:bidi="fr_FR"/>
-          </w:rPr>
-          <w:rPr>
-            <w:color w:val="0000EE"/>
-            <w:u w:val="single"/>
-          </w:rPr>
-          <w:t xml:space="preserve"> </w:t>
-        </w:r>
-      </w:hyperlink>
+      <w:r>
+        <w:rPr>
+          <w:lang w:val="fr_FR" w:bidi="fr_FR"/>
+        </w:rPr>
+        <w:t xml:space="preserve"> </w:t>
+      </w:r>
     </w:p>
     <w:p>
       <w:pPr/>
@@ -47542,18 +47218,12 @@
         </w:rPr>
         <w:t xml:space="preserve"> (voir </w:t>
       </w:r>
-      <w:hyperlink r:id="rId58">
-        <w:r>
-          <w:rPr>
-            <w:lang w:val="fr_FR" w:bidi="fr_FR"/>
-          </w:rPr>
-          <w:rPr>
-            <w:color w:val="0000EE"/>
-            <w:u w:val="single"/>
-          </w:rPr>
-          <w:t>Ep 5.18</w:t>
-        </w:r>
-      </w:hyperlink>
+      <w:r>
+        <w:rPr>
+          <w:lang w:val="fr_FR" w:bidi="fr_FR"/>
+        </w:rPr>
+        <w:t>Ep 5.18</w:t>
+      </w:r>
       <w:r>
         <w:rPr>
           <w:lang w:val="fr_FR" w:bidi="fr_FR"/>
@@ -49286,18 +48956,12 @@
         </w:rPr>
         <w:t xml:space="preserve"> est masculin, mais il est utilisé dans un sens générique qui pourrait inclure hommes et femmes. Paul ne donne pas plus de précisions au sujet de qui il parle quand il dit « tous » ; il n'est donc pas possible de savoir si ce groupe inclut effectivement des femmes ou non. Selon ce qui est le plus naturel dans votre langue, choisissez un mot, une expression ou une formulation qui exprime ce sens clairement. Traduction alternative : « tout le monde ».</w:t>
       </w:r>
-      <w:hyperlink r:id="rId59">
-        <w:r>
-          <w:rPr>
-            <w:lang w:val="fr_FR" w:bidi="fr_FR"/>
-          </w:rPr>
-          <w:rPr>
-            <w:color w:val="0000EE"/>
-            <w:u w:val="single"/>
-          </w:rPr>
-          <w:t xml:space="preserve"> </w:t>
-        </w:r>
-      </w:hyperlink>
+      <w:r>
+        <w:rPr>
+          <w:lang w:val="fr_FR" w:bidi="fr_FR"/>
+        </w:rPr>
+        <w:t xml:space="preserve"> </w:t>
+      </w:r>
     </w:p>
     <w:p>
       <w:pPr/>
@@ -50231,18 +49895,12 @@
         </w:rPr>
         <w:t xml:space="preserve"> décrit ici le moment où Jésus reviendra dans ce monde. À ce moment-là, il jugera le monde. Vérifiez comment vous avez traduit ce mot dans </w:t>
       </w:r>
-      <w:hyperlink r:id="rId56">
-        <w:r>
-          <w:rPr>
-            <w:lang w:val="fr_FR" w:bidi="fr_FR"/>
-          </w:rPr>
-          <w:rPr>
-            <w:color w:val="0000EE"/>
-            <w:u w:val="single"/>
-          </w:rPr>
-          <w:t xml:space="preserve">4.1 </w:t>
-        </w:r>
-      </w:hyperlink>
+      <w:r>
+        <w:rPr>
+          <w:lang w:val="fr_FR" w:bidi="fr_FR"/>
+        </w:rPr>
+        <w:t xml:space="preserve">4.1 </w:t>
+      </w:r>
       <w:r>
         <w:rPr>
           <w:lang w:val="fr_FR" w:bidi="fr_FR"/>
@@ -50357,18 +50015,12 @@
         </w:rPr>
         <w:t xml:space="preserve"> est à la forme masculine, mais il est utilisé dans un sens générique qui inclut les hommes et les femmes. Selon ce qui est le plus naturel dans votre langue, choisissez un mot, une expression ou une formulation qui exprime ce sens clairement. Traduction alternative : « tous les païens hommes et femmes » ou « toutes les personnes païennes ». </w:t>
       </w:r>
-      <w:hyperlink r:id="rId60">
-        <w:r>
-          <w:rPr>
-            <w:lang w:val="fr_FR" w:bidi="fr_FR"/>
-          </w:rPr>
-          <w:rPr>
-            <w:color w:val="0000EE"/>
-            <w:u w:val="single"/>
-          </w:rPr>
-          <w:t xml:space="preserve"> </w:t>
-        </w:r>
-      </w:hyperlink>
+      <w:r>
+        <w:rPr>
+          <w:lang w:val="fr_FR" w:bidi="fr_FR"/>
+        </w:rPr>
+        <w:t xml:space="preserve"> </w:t>
+      </w:r>
     </w:p>
     <w:p>
       <w:pPr/>
@@ -53721,18 +53373,12 @@
         </w:rPr>
         <w:t xml:space="preserve"> sont utilisés dans un sens générique qui inclut les hommes et les femmes. Selon ce qui est le plus naturel dans votre langue, choisissez un mot, une expression ou une formulation qui exprime ce sens clairement. Traduction alternative : « les gens ».</w:t>
       </w:r>
-      <w:hyperlink r:id="rId61">
-        <w:r>
-          <w:rPr>
-            <w:lang w:val="fr_FR" w:bidi="fr_FR"/>
-          </w:rPr>
-          <w:rPr>
-            <w:color w:val="0000EE"/>
-            <w:u w:val="single"/>
-          </w:rPr>
-          <w:t xml:space="preserve"> </w:t>
-        </w:r>
-      </w:hyperlink>
+      <w:r>
+        <w:rPr>
+          <w:lang w:val="fr_FR" w:bidi="fr_FR"/>
+        </w:rPr>
+        <w:t xml:space="preserve"> </w:t>
+      </w:r>
     </w:p>
     <w:p>
       <w:pPr/>
@@ -53837,18 +53483,12 @@
         </w:rPr>
         <w:t xml:space="preserve">voir </w:t>
       </w:r>
-      <w:hyperlink r:id="rId61">
-        <w:r>
-          <w:rPr>
-            <w:lang w:val="fr_FR" w:bidi="fr_FR"/>
-          </w:rPr>
-          <w:rPr>
-            <w:color w:val="0000EE"/>
-            <w:u w:val="single"/>
-          </w:rPr>
-          <w:t>4.16)</w:t>
-        </w:r>
-      </w:hyperlink>
+      <w:r>
+        <w:rPr>
+          <w:lang w:val="fr_FR" w:bidi="fr_FR"/>
+        </w:rPr>
+        <w:t>4.16)</w:t>
+      </w:r>
       <w:r>
         <w:rPr>
           <w:lang w:val="fr_FR" w:bidi="fr_FR"/>
@@ -55067,18 +54707,12 @@
         </w:rPr>
         <w:t xml:space="preserve"> est le nom d'une personne de sexe masculin. Vérifiez comment vous avez traduit ce nom dans </w:t>
       </w:r>
-      <w:hyperlink r:id="rId18">
-        <w:r>
-          <w:rPr>
-            <w:lang w:val="fr_FR" w:bidi="fr_FR"/>
-          </w:rPr>
-          <w:rPr>
-            <w:color w:val="0000EE"/>
-            <w:u w:val="single"/>
-          </w:rPr>
-          <w:t>1.16</w:t>
-        </w:r>
-      </w:hyperlink>
+      <w:r>
+        <w:rPr>
+          <w:lang w:val="fr_FR" w:bidi="fr_FR"/>
+        </w:rPr>
+        <w:t>1.16</w:t>
+      </w:r>
       <w:r>
         <w:rPr>
           <w:lang w:val="fr_FR" w:bidi="fr_FR"/>

--- a/fra/docx/55.content.docx
+++ b/fra/docx/55.content.docx
@@ -22500,13 +22500,7 @@
         <w:rPr>
           <w:lang w:val="fr_FR" w:bidi="fr_FR"/>
         </w:rPr>
-        <w:t xml:space="preserve">Voir : </w:t>
-      </w:r>
-      <w:r>
-        <w:rPr>
-          <w:lang w:val="fr_FR" w:bidi="fr_FR"/>
-        </w:rPr>
-        <w:t>Formules de serment</w:t>
+        <w:t>Voir : Formules de serment</w:t>
       </w:r>
       <w:r>
         <w:rPr>
@@ -26095,13 +26089,7 @@
         <w:rPr>
           <w:lang w:val="fr_FR" w:bidi="fr_FR"/>
         </w:rPr>
-        <w:t xml:space="preserve">Voir : </w:t>
-      </w:r>
-      <w:r>
-        <w:rPr>
-          <w:lang w:val="fr_FR" w:bidi="fr_FR"/>
-        </w:rPr>
-        <w:t>Impératifs exprimés à la troisième personne</w:t>
+        <w:t>Voir : Impératifs exprimés à la troisième personne</w:t>
       </w:r>
       <w:r>
         <w:rPr>
@@ -43854,13 +43842,7 @@
         <w:rPr>
           <w:lang w:val="fr_FR" w:bidi="fr_FR"/>
         </w:rPr>
-        <w:t xml:space="preserve">Voir : </w:t>
-      </w:r>
-      <w:r>
-        <w:rPr>
-          <w:lang w:val="fr_FR" w:bidi="fr_FR"/>
-        </w:rPr>
-        <w:t>Formules de serment</w:t>
+        <w:t>Voir : Formules de serment</w:t>
       </w:r>
       <w:r>
         <w:rPr>

--- a/fra/docx/55.content.docx
+++ b/fra/docx/55.content.docx
@@ -24078,6 +24078,94 @@
           <w:lang w:val="fr_FR" w:bidi="fr_FR"/>
         </w:rPr>
         <w:t>Noms abstraits</w:t>
+      </w:r>
+      <w:r>
+        <w:rPr>
+          <w:lang w:val="fr_FR" w:bidi="fr_FR"/>
+        </w:rPr>
+      </w:r>
+      <w:r>
+        <w:rPr>
+          <w:lang w:val="fr_FR" w:bidi="fr_FR"/>
+        </w:rPr>
+      </w:r>
+    </w:p>
+    <w:p>
+      <w:pPr/>
+      <w:r>
+        <w:rPr>
+          <w:lang w:val="fr_FR" w:bidi="fr_FR"/>
+        </w:rPr>
+      </w:r>
+    </w:p>
+    <w:p>
+      <w:pPr>
+        <w:pStyle w:val="Heading2"/>
+      </w:pPr>
+      <w:r>
+        <w:rPr>
+          <w:lang w:val="fr_FR" w:bidi="fr_FR"/>
+        </w:rPr>
+        <w:t>2 Timothy 2:16 (#7)</w:t>
+      </w:r>
+      <w:r>
+        <w:rPr>
+          <w:lang w:val="fr_FR" w:bidi="fr_FR"/>
+        </w:rPr>
+      </w:r>
+    </w:p>
+    <w:p>
+      <w:pPr/>
+      <w:r>
+        <w:rPr>
+          <w:lang w:val="fr_FR" w:bidi="fr_FR"/>
+        </w:rPr>
+      </w:r>
+      <w:r>
+        <w:rPr>
+          <w:lang w:val="fr_FR" w:bidi="fr_FR"/>
+        </w:rPr>
+        <w:t>« ceux »</w:t>
+      </w:r>
+    </w:p>
+    <w:p>
+      <w:pPr/>
+      <w:r>
+        <w:rPr>
+          <w:lang w:val="fr_FR" w:bidi="fr_FR"/>
+        </w:rPr>
+      </w:r>
+      <w:r>
+        <w:rPr>
+          <w:lang w:val="fr_FR" w:bidi="fr_FR"/>
+        </w:rPr>
+        <w:t>Le pronom « ceux » est masculin, mais il est utilisé dans un sens générique qui pourrait inclure les hommes et les femmes. Selon ce qui est le plus naturel dans votre langue, choisissez un mot, une expression ou une formulation qui exprime ce sens clairement. Traduction alternative : « les gens » ou « les personnes ».</w:t>
+      </w:r>
+      <w:r>
+        <w:rPr>
+          <w:lang w:val="fr_FR" w:bidi="fr_FR"/>
+        </w:rPr>
+        <w:t xml:space="preserve"> </w:t>
+      </w:r>
+    </w:p>
+    <w:p>
+      <w:pPr/>
+      <w:r>
+        <w:rPr>
+          <w:lang w:val="fr_FR" w:bidi="fr_FR"/>
+        </w:rPr>
+      </w:r>
+      <w:r>
+        <w:rPr>
+          <w:lang w:val="fr_FR" w:bidi="fr_FR"/>
+        </w:rPr>
+        <w:t xml:space="preserve">Voir: </w:t>
+      </w:r>
+      <w:r>
+        <w:rPr>
+          <w:lang w:val="fr_FR" w:bidi="fr_FR"/>
+        </w:rPr>
+        <w:t xml:space="preserve">Mots masculins qui incluent les femmes </w:t>
       </w:r>
       <w:r>
         <w:rPr>
